--- a/CSPS17_Courrier_Transmission_IC_v2_1.docx
+++ b/CSPS17_Courrier_Transmission_IC_v2_1.docx
@@ -26,6 +26,12 @@
         <w:gridCol w:w="10"/>
       </w:tblGrid>
       <w:tr>
+        <w:tblPrEx>
+          <w:tblCellMar>
+            <w:top w:w="0" w:type="dxa"/>
+            <w:bottom w:w="0" w:type="dxa"/>
+          </w:tblCellMar>
+        </w:tblPrEx>
         <w:trPr>
           <w:gridBefore w:val="1"/>
           <w:wBefore w:w="10" w:type="dxa"/>
@@ -68,6 +74,12 @@
         </w:tc>
       </w:tr>
       <w:tr>
+        <w:tblPrEx>
+          <w:tblCellMar>
+            <w:top w:w="0" w:type="dxa"/>
+            <w:bottom w:w="0" w:type="dxa"/>
+          </w:tblCellMar>
+        </w:tblPrEx>
         <w:trPr>
           <w:gridAfter w:val="1"/>
           <w:wAfter w:w="10" w:type="dxa"/>
@@ -130,6 +142,12 @@
         <w:gridCol w:w="9640"/>
       </w:tblGrid>
       <w:tr>
+        <w:tblPrEx>
+          <w:tblCellMar>
+            <w:top w:w="0" w:type="dxa"/>
+            <w:bottom w:w="0" w:type="dxa"/>
+          </w:tblCellMar>
+        </w:tblPrEx>
         <w:tc>
           <w:tcPr>
             <w:tcW w:w="9640" w:type="dxa"/>
@@ -187,6 +205,12 @@
         <w:gridCol w:w="4820"/>
       </w:tblGrid>
       <w:tr>
+        <w:tblPrEx>
+          <w:tblCellMar>
+            <w:top w:w="0" w:type="dxa"/>
+            <w:bottom w:w="0" w:type="dxa"/>
+          </w:tblCellMar>
+        </w:tblPrEx>
         <w:tc>
           <w:tcPr>
             <w:tcW w:w="4820" w:type="dxa"/>
@@ -259,6 +283,12 @@
         </w:tc>
       </w:tr>
       <w:tr>
+        <w:tblPrEx>
+          <w:tblCellMar>
+            <w:top w:w="0" w:type="dxa"/>
+            <w:bottom w:w="0" w:type="dxa"/>
+          </w:tblCellMar>
+        </w:tblPrEx>
         <w:tc>
           <w:tcPr>
             <w:tcW w:w="4820" w:type="dxa"/>
@@ -475,6 +505,12 @@
         <w:gridCol w:w="3240"/>
       </w:tblGrid>
       <w:tr>
+        <w:tblPrEx>
+          <w:tblCellMar>
+            <w:top w:w="0" w:type="dxa"/>
+            <w:bottom w:w="0" w:type="dxa"/>
+          </w:tblCellMar>
+        </w:tblPrEx>
         <w:tc>
           <w:tcPr>
             <w:tcW w:w="3200" w:type="dxa"/>
@@ -503,7 +539,7 @@
                 <w:sz w:val="16"/>
                 <w:szCs w:val="16"/>
               </w:rPr>
-              <w:t>Chantier / Adresse</w:t>
+              <w:t>Chantier / Adresse : {{chantier_nom}} — {{chantier_adresse}}</w:t>
             </w:r>
           </w:p>
         </w:tc>
@@ -535,7 +571,7 @@
                 <w:sz w:val="16"/>
                 <w:szCs w:val="16"/>
               </w:rPr>
-              <w:t>Maître d'Ouvrage</w:t>
+              <w:t>Maître d'Ouvrage : {{moa_nom}}</w:t>
             </w:r>
           </w:p>
         </w:tc>
@@ -567,12 +603,18 @@
                 <w:sz w:val="16"/>
                 <w:szCs w:val="16"/>
               </w:rPr>
-              <w:t>Réf. CSPS17 : CSPS17/IC/____-____</w:t>
+              <w:t>Réf. CSPS17 : CSPS17/IC/{{num_affaire}}</w:t>
             </w:r>
           </w:p>
         </w:tc>
       </w:tr>
       <w:tr>
+        <w:tblPrEx>
+          <w:tblCellMar>
+            <w:top w:w="0" w:type="dxa"/>
+            <w:bottom w:w="0" w:type="dxa"/>
+          </w:tblCellMar>
+        </w:tblPrEx>
         <w:tc>
           <w:tcPr>
             <w:tcW w:w="3200" w:type="dxa"/>
@@ -654,6 +696,12 @@
         <w:gridCol w:w="9640"/>
       </w:tblGrid>
       <w:tr>
+        <w:tblPrEx>
+          <w:tblCellMar>
+            <w:top w:w="0" w:type="dxa"/>
+            <w:bottom w:w="0" w:type="dxa"/>
+          </w:tblCellMar>
+        </w:tblPrEx>
         <w:tc>
           <w:tcPr>
             <w:tcW w:w="9640" w:type="dxa"/>
@@ -710,6 +758,12 @@
         <w:gridCol w:w="9640"/>
       </w:tblGrid>
       <w:tr>
+        <w:tblPrEx>
+          <w:tblCellMar>
+            <w:top w:w="0" w:type="dxa"/>
+            <w:bottom w:w="0" w:type="dxa"/>
+          </w:tblCellMar>
+        </w:tblPrEx>
         <w:tc>
           <w:tcPr>
             <w:tcW w:w="9640" w:type="dxa"/>
@@ -894,6 +948,12 @@
         <w:gridCol w:w="9640"/>
       </w:tblGrid>
       <w:tr>
+        <w:tblPrEx>
+          <w:tblCellMar>
+            <w:top w:w="0" w:type="dxa"/>
+            <w:bottom w:w="0" w:type="dxa"/>
+          </w:tblCellMar>
+        </w:tblPrEx>
         <w:tc>
           <w:tcPr>
             <w:tcW w:w="9640" w:type="dxa"/>
@@ -950,6 +1010,12 @@
         <w:gridCol w:w="9640"/>
       </w:tblGrid>
       <w:tr>
+        <w:tblPrEx>
+          <w:tblCellMar>
+            <w:top w:w="0" w:type="dxa"/>
+            <w:bottom w:w="0" w:type="dxa"/>
+          </w:tblCellMar>
+        </w:tblPrEx>
         <w:tc>
           <w:tcPr>
             <w:tcW w:w="9640" w:type="dxa"/>
@@ -1034,6 +1100,12 @@
         <w:gridCol w:w="9640"/>
       </w:tblGrid>
       <w:tr>
+        <w:tblPrEx>
+          <w:tblCellMar>
+            <w:top w:w="0" w:type="dxa"/>
+            <w:bottom w:w="0" w:type="dxa"/>
+          </w:tblCellMar>
+        </w:tblPrEx>
         <w:tc>
           <w:tcPr>
             <w:tcW w:w="9640" w:type="dxa"/>
@@ -1091,6 +1163,12 @@
         <w:gridCol w:w="9040"/>
       </w:tblGrid>
       <w:tr>
+        <w:tblPrEx>
+          <w:tblCellMar>
+            <w:top w:w="0" w:type="dxa"/>
+            <w:bottom w:w="0" w:type="dxa"/>
+          </w:tblCellMar>
+        </w:tblPrEx>
         <w:tc>
           <w:tcPr>
             <w:tcW w:w="600" w:type="dxa"/>
@@ -1120,7 +1198,6 @@
                 <w:sz w:val="17"/>
                 <w:szCs w:val="17"/>
               </w:rPr>
-              <w:lastRenderedPageBreak/>
               <w:t>☑</w:t>
             </w:r>
           </w:p>
@@ -1157,6 +1234,12 @@
         </w:tc>
       </w:tr>
       <w:tr>
+        <w:tblPrEx>
+          <w:tblCellMar>
+            <w:top w:w="0" w:type="dxa"/>
+            <w:bottom w:w="0" w:type="dxa"/>
+          </w:tblCellMar>
+        </w:tblPrEx>
         <w:tc>
           <w:tcPr>
             <w:tcW w:w="600" w:type="dxa"/>
@@ -1211,6 +1294,12 @@
         </w:tc>
       </w:tr>
       <w:tr>
+        <w:tblPrEx>
+          <w:tblCellMar>
+            <w:top w:w="0" w:type="dxa"/>
+            <w:bottom w:w="0" w:type="dxa"/>
+          </w:tblCellMar>
+        </w:tblPrEx>
         <w:tc>
           <w:tcPr>
             <w:tcW w:w="600" w:type="dxa"/>
@@ -1240,6 +1329,7 @@
                 <w:sz w:val="17"/>
                 <w:szCs w:val="17"/>
               </w:rPr>
+              <w:lastRenderedPageBreak/>
               <w:t>☐</w:t>
             </w:r>
           </w:p>
@@ -1287,6 +1377,12 @@
         <w:gridCol w:w="9640"/>
       </w:tblGrid>
       <w:tr>
+        <w:tblPrEx>
+          <w:tblCellMar>
+            <w:top w:w="0" w:type="dxa"/>
+            <w:bottom w:w="0" w:type="dxa"/>
+          </w:tblCellMar>
+        </w:tblPrEx>
         <w:tc>
           <w:tcPr>
             <w:tcW w:w="9640" w:type="dxa"/>
@@ -1326,12 +1422,8 @@
     </w:tbl>
     <w:p/>
     <w:sectPr>
-      <w:headerReference w:type="even" r:id="rId7"/>
-      <w:headerReference w:type="default" r:id="rId8"/>
-      <w:footerReference w:type="even" r:id="rId9"/>
-      <w:footerReference w:type="default" r:id="rId10"/>
-      <w:headerReference w:type="first" r:id="rId11"/>
-      <w:footerReference w:type="first" r:id="rId12"/>
+      <w:headerReference w:type="default" r:id="rId7"/>
+      <w:footerReference w:type="default" r:id="rId8"/>
       <w:pgSz w:w="11906" w:h="16838"/>
       <w:pgMar w:top="1600" w:right="650" w:bottom="1100" w:left="650" w:header="708" w:footer="708" w:gutter="0"/>
       <w:cols w:space="720"/>
@@ -1362,16 +1454,6 @@
 
 <file path=word/footer1.xml><?xml version="1.0" encoding="utf-8"?>
 <w:ftr xmlns:wpc="http://schemas.microsoft.com/office/word/2010/wordprocessingCanvas" xmlns:cx="http://schemas.microsoft.com/office/drawing/2014/chartex" xmlns:cx1="http://schemas.microsoft.com/office/drawing/2015/9/8/chartex" xmlns:cx2="http://schemas.microsoft.com/office/drawing/2015/10/21/chartex" xmlns:cx3="http://schemas.microsoft.com/office/drawing/2016/5/9/chartex" xmlns:cx4="http://schemas.microsoft.com/office/drawing/2016/5/10/chartex" xmlns:cx5="http://schemas.microsoft.com/office/drawing/2016/5/11/chartex" xmlns:cx6="http://schemas.microsoft.com/office/drawing/2016/5/12/chartex" xmlns:cx7="http://schemas.microsoft.com/office/drawing/2016/5/13/chartex" xmlns:cx8="http://schemas.microsoft.com/office/drawing/2016/5/14/chartex" xmlns:mc="http://schemas.openxmlformats.org/markup-compatibility/2006" xmlns:aink="http://schemas.microsoft.com/office/drawing/2016/ink" xmlns:am3d="http://schemas.microsoft.com/office/drawing/2017/model3d" xmlns:o="urn:schemas-microsoft-com:office:office" xmlns:oel="http://schemas.microsoft.com/office/2019/extlst" xmlns:r="http://schemas.openxmlformats.org/officeDocument/2006/relationships" xmlns:m="http://schemas.openxmlformats.org/officeDocument/2006/math" xmlns:v="urn:schemas-microsoft-com:vml" xmlns:wp14="http://schemas.microsoft.com/office/word/2010/wordprocessingDrawing" xmlns:wp="http://schemas.openxmlformats.org/drawingml/2006/wordprocessingDrawing" xmlns:w10="urn:schemas-microsoft-com:office:word" xmlns:w="http://schemas.openxmlformats.org/wordprocessingml/2006/main" xmlns:w14="http://schemas.microsoft.com/office/word/2010/wordml" xmlns:w15="http://schemas.microsoft.com/office/word/2012/wordml" xmlns:w16cex="http://schemas.microsoft.com/office/word/2018/wordml/cex" xmlns:w16cid="http://schemas.microsoft.com/office/word/2016/wordml/cid" xmlns:w16="http://schemas.microsoft.com/office/word/2018/wordml" xmlns:w16du="http://schemas.microsoft.com/office/word/2023/wordml/word16du" xmlns:w16sdtdh="http://schemas.microsoft.com/office/word/2020/wordml/sdtdatahash" xmlns:w16sdtfl="http://schemas.microsoft.com/office/word/2024/wordml/sdtformatlock" xmlns:w16se="http://schemas.microsoft.com/office/word/2015/wordml/symex" xmlns:wpg="http://schemas.microsoft.com/office/word/2010/wordprocessingGroup" xmlns:wpi="http://schemas.microsoft.com/office/word/2010/wordprocessingInk" xmlns:wne="http://schemas.microsoft.com/office/word/2006/wordml" xmlns:wps="http://schemas.microsoft.com/office/word/2010/wordprocessingShape" mc:Ignorable="w14 w15 w16se w16cid w16 w16cex w16sdtdh w16sdtfl w16du wp14">
-  <w:p>
-    <w:pPr>
-      <w:pStyle w:val="Pieddepage"/>
-    </w:pPr>
-  </w:p>
-</w:ftr>
-</file>
-
-<file path=word/footer2.xml><?xml version="1.0" encoding="utf-8"?>
-<w:ftr xmlns:wpc="http://schemas.microsoft.com/office/word/2010/wordprocessingCanvas" xmlns:cx="http://schemas.microsoft.com/office/drawing/2014/chartex" xmlns:cx1="http://schemas.microsoft.com/office/drawing/2015/9/8/chartex" xmlns:cx2="http://schemas.microsoft.com/office/drawing/2015/10/21/chartex" xmlns:cx3="http://schemas.microsoft.com/office/drawing/2016/5/9/chartex" xmlns:cx4="http://schemas.microsoft.com/office/drawing/2016/5/10/chartex" xmlns:cx5="http://schemas.microsoft.com/office/drawing/2016/5/11/chartex" xmlns:cx6="http://schemas.microsoft.com/office/drawing/2016/5/12/chartex" xmlns:cx7="http://schemas.microsoft.com/office/drawing/2016/5/13/chartex" xmlns:cx8="http://schemas.microsoft.com/office/drawing/2016/5/14/chartex" xmlns:mc="http://schemas.openxmlformats.org/markup-compatibility/2006" xmlns:aink="http://schemas.microsoft.com/office/drawing/2016/ink" xmlns:am3d="http://schemas.microsoft.com/office/drawing/2017/model3d" xmlns:o="urn:schemas-microsoft-com:office:office" xmlns:oel="http://schemas.microsoft.com/office/2019/extlst" xmlns:r="http://schemas.openxmlformats.org/officeDocument/2006/relationships" xmlns:m="http://schemas.openxmlformats.org/officeDocument/2006/math" xmlns:v="urn:schemas-microsoft-com:vml" xmlns:wp14="http://schemas.microsoft.com/office/word/2010/wordprocessingDrawing" xmlns:wp="http://schemas.openxmlformats.org/drawingml/2006/wordprocessingDrawing" xmlns:w10="urn:schemas-microsoft-com:office:word" xmlns:w="http://schemas.openxmlformats.org/wordprocessingml/2006/main" xmlns:w14="http://schemas.microsoft.com/office/word/2010/wordml" xmlns:w15="http://schemas.microsoft.com/office/word/2012/wordml" xmlns:w16cex="http://schemas.microsoft.com/office/word/2018/wordml/cex" xmlns:w16cid="http://schemas.microsoft.com/office/word/2016/wordml/cid" xmlns:w16="http://schemas.microsoft.com/office/word/2018/wordml" xmlns:w16du="http://schemas.microsoft.com/office/word/2023/wordml/word16du" xmlns:w16sdtdh="http://schemas.microsoft.com/office/word/2020/wordml/sdtdatahash" xmlns:w16sdtfl="http://schemas.microsoft.com/office/word/2024/wordml/sdtformatlock" xmlns:w16se="http://schemas.microsoft.com/office/word/2015/wordml/symex" xmlns:wpg="http://schemas.microsoft.com/office/word/2010/wordprocessingGroup" xmlns:wpi="http://schemas.microsoft.com/office/word/2010/wordprocessingInk" xmlns:wne="http://schemas.microsoft.com/office/word/2006/wordml" xmlns:wps="http://schemas.microsoft.com/office/word/2010/wordprocessingShape" mc:Ignorable="w14 w15 w16se w16cid w16 w16cex w16sdtdh w16sdtfl w16du wp14">
   <w:tbl>
     <w:tblPr>
       <w:tblW w:w="9640" w:type="dxa"/>
@@ -1393,6 +1475,12 @@
       <w:gridCol w:w="9640"/>
     </w:tblGrid>
     <w:tr>
+      <w:tblPrEx>
+        <w:tblCellMar>
+          <w:top w:w="0" w:type="dxa"/>
+          <w:bottom w:w="0" w:type="dxa"/>
+        </w:tblCellMar>
+      </w:tblPrEx>
       <w:tc>
         <w:tcPr>
           <w:tcW w:w="9640" w:type="dxa"/>
@@ -1431,16 +1519,6 @@
 </w:ftr>
 </file>
 
-<file path=word/footer3.xml><?xml version="1.0" encoding="utf-8"?>
-<w:ftr xmlns:wpc="http://schemas.microsoft.com/office/word/2010/wordprocessingCanvas" xmlns:cx="http://schemas.microsoft.com/office/drawing/2014/chartex" xmlns:cx1="http://schemas.microsoft.com/office/drawing/2015/9/8/chartex" xmlns:cx2="http://schemas.microsoft.com/office/drawing/2015/10/21/chartex" xmlns:cx3="http://schemas.microsoft.com/office/drawing/2016/5/9/chartex" xmlns:cx4="http://schemas.microsoft.com/office/drawing/2016/5/10/chartex" xmlns:cx5="http://schemas.microsoft.com/office/drawing/2016/5/11/chartex" xmlns:cx6="http://schemas.microsoft.com/office/drawing/2016/5/12/chartex" xmlns:cx7="http://schemas.microsoft.com/office/drawing/2016/5/13/chartex" xmlns:cx8="http://schemas.microsoft.com/office/drawing/2016/5/14/chartex" xmlns:mc="http://schemas.openxmlformats.org/markup-compatibility/2006" xmlns:aink="http://schemas.microsoft.com/office/drawing/2016/ink" xmlns:am3d="http://schemas.microsoft.com/office/drawing/2017/model3d" xmlns:o="urn:schemas-microsoft-com:office:office" xmlns:oel="http://schemas.microsoft.com/office/2019/extlst" xmlns:r="http://schemas.openxmlformats.org/officeDocument/2006/relationships" xmlns:m="http://schemas.openxmlformats.org/officeDocument/2006/math" xmlns:v="urn:schemas-microsoft-com:vml" xmlns:wp14="http://schemas.microsoft.com/office/word/2010/wordprocessingDrawing" xmlns:wp="http://schemas.openxmlformats.org/drawingml/2006/wordprocessingDrawing" xmlns:w10="urn:schemas-microsoft-com:office:word" xmlns:w="http://schemas.openxmlformats.org/wordprocessingml/2006/main" xmlns:w14="http://schemas.microsoft.com/office/word/2010/wordml" xmlns:w15="http://schemas.microsoft.com/office/word/2012/wordml" xmlns:w16cex="http://schemas.microsoft.com/office/word/2018/wordml/cex" xmlns:w16cid="http://schemas.microsoft.com/office/word/2016/wordml/cid" xmlns:w16="http://schemas.microsoft.com/office/word/2018/wordml" xmlns:w16du="http://schemas.microsoft.com/office/word/2023/wordml/word16du" xmlns:w16sdtdh="http://schemas.microsoft.com/office/word/2020/wordml/sdtdatahash" xmlns:w16sdtfl="http://schemas.microsoft.com/office/word/2024/wordml/sdtformatlock" xmlns:w16se="http://schemas.microsoft.com/office/word/2015/wordml/symex" xmlns:wpg="http://schemas.microsoft.com/office/word/2010/wordprocessingGroup" xmlns:wpi="http://schemas.microsoft.com/office/word/2010/wordprocessingInk" xmlns:wne="http://schemas.microsoft.com/office/word/2006/wordml" xmlns:wps="http://schemas.microsoft.com/office/word/2010/wordprocessingShape" mc:Ignorable="w14 w15 w16se w16cid w16 w16cex w16sdtdh w16sdtfl w16du wp14">
-  <w:p>
-    <w:pPr>
-      <w:pStyle w:val="Pieddepage"/>
-    </w:pPr>
-  </w:p>
-</w:ftr>
-</file>
-
 <file path=word/footnotes.xml><?xml version="1.0" encoding="utf-8"?>
 <w:footnotes xmlns:wpc="http://schemas.microsoft.com/office/word/2010/wordprocessingCanvas" xmlns:cx="http://schemas.microsoft.com/office/drawing/2014/chartex" xmlns:cx1="http://schemas.microsoft.com/office/drawing/2015/9/8/chartex" xmlns:cx2="http://schemas.microsoft.com/office/drawing/2015/10/21/chartex" xmlns:cx3="http://schemas.microsoft.com/office/drawing/2016/5/9/chartex" xmlns:cx4="http://schemas.microsoft.com/office/drawing/2016/5/10/chartex" xmlns:cx5="http://schemas.microsoft.com/office/drawing/2016/5/11/chartex" xmlns:cx6="http://schemas.microsoft.com/office/drawing/2016/5/12/chartex" xmlns:cx7="http://schemas.microsoft.com/office/drawing/2016/5/13/chartex" xmlns:cx8="http://schemas.microsoft.com/office/drawing/2016/5/14/chartex" xmlns:mc="http://schemas.openxmlformats.org/markup-compatibility/2006" xmlns:aink="http://schemas.microsoft.com/office/drawing/2016/ink" xmlns:am3d="http://schemas.microsoft.com/office/drawing/2017/model3d" xmlns:o="urn:schemas-microsoft-com:office:office" xmlns:oel="http://schemas.microsoft.com/office/2019/extlst" xmlns:r="http://schemas.openxmlformats.org/officeDocument/2006/relationships" xmlns:m="http://schemas.openxmlformats.org/officeDocument/2006/math" xmlns:v="urn:schemas-microsoft-com:vml" xmlns:wp14="http://schemas.microsoft.com/office/word/2010/wordprocessingDrawing" xmlns:wp="http://schemas.openxmlformats.org/drawingml/2006/wordprocessingDrawing" xmlns:w10="urn:schemas-microsoft-com:office:word" xmlns:w="http://schemas.openxmlformats.org/wordprocessingml/2006/main" xmlns:w14="http://schemas.microsoft.com/office/word/2010/wordml" xmlns:w15="http://schemas.microsoft.com/office/word/2012/wordml" xmlns:w16cex="http://schemas.microsoft.com/office/word/2018/wordml/cex" xmlns:w16cid="http://schemas.microsoft.com/office/word/2016/wordml/cid" xmlns:w16="http://schemas.microsoft.com/office/word/2018/wordml" xmlns:w16du="http://schemas.microsoft.com/office/word/2023/wordml/word16du" xmlns:w16sdtdh="http://schemas.microsoft.com/office/word/2020/wordml/sdtdatahash" xmlns:w16sdtfl="http://schemas.microsoft.com/office/word/2024/wordml/sdtformatlock" xmlns:w16se="http://schemas.microsoft.com/office/word/2015/wordml/symex" xmlns:wpg="http://schemas.microsoft.com/office/word/2010/wordprocessingGroup" xmlns:wpi="http://schemas.microsoft.com/office/word/2010/wordprocessingInk" xmlns:wne="http://schemas.microsoft.com/office/word/2006/wordml" xmlns:wps="http://schemas.microsoft.com/office/word/2010/wordprocessingShape" mc:Ignorable="w14 w15 w16se w16cid w16 w16cex w16sdtdh w16sdtfl w16du wp14">
   <w:footnote w:type="separator" w:id="-1">
@@ -1462,16 +1540,6 @@
 
 <file path=word/header1.xml><?xml version="1.0" encoding="utf-8"?>
 <w:hdr xmlns:wpc="http://schemas.microsoft.com/office/word/2010/wordprocessingCanvas" xmlns:cx="http://schemas.microsoft.com/office/drawing/2014/chartex" xmlns:cx1="http://schemas.microsoft.com/office/drawing/2015/9/8/chartex" xmlns:cx2="http://schemas.microsoft.com/office/drawing/2015/10/21/chartex" xmlns:cx3="http://schemas.microsoft.com/office/drawing/2016/5/9/chartex" xmlns:cx4="http://schemas.microsoft.com/office/drawing/2016/5/10/chartex" xmlns:cx5="http://schemas.microsoft.com/office/drawing/2016/5/11/chartex" xmlns:cx6="http://schemas.microsoft.com/office/drawing/2016/5/12/chartex" xmlns:cx7="http://schemas.microsoft.com/office/drawing/2016/5/13/chartex" xmlns:cx8="http://schemas.microsoft.com/office/drawing/2016/5/14/chartex" xmlns:mc="http://schemas.openxmlformats.org/markup-compatibility/2006" xmlns:aink="http://schemas.microsoft.com/office/drawing/2016/ink" xmlns:am3d="http://schemas.microsoft.com/office/drawing/2017/model3d" xmlns:o="urn:schemas-microsoft-com:office:office" xmlns:oel="http://schemas.microsoft.com/office/2019/extlst" xmlns:r="http://schemas.openxmlformats.org/officeDocument/2006/relationships" xmlns:m="http://schemas.openxmlformats.org/officeDocument/2006/math" xmlns:v="urn:schemas-microsoft-com:vml" xmlns:wp14="http://schemas.microsoft.com/office/word/2010/wordprocessingDrawing" xmlns:wp="http://schemas.openxmlformats.org/drawingml/2006/wordprocessingDrawing" xmlns:w10="urn:schemas-microsoft-com:office:word" xmlns:w="http://schemas.openxmlformats.org/wordprocessingml/2006/main" xmlns:w14="http://schemas.microsoft.com/office/word/2010/wordml" xmlns:w15="http://schemas.microsoft.com/office/word/2012/wordml" xmlns:w16cex="http://schemas.microsoft.com/office/word/2018/wordml/cex" xmlns:w16cid="http://schemas.microsoft.com/office/word/2016/wordml/cid" xmlns:w16="http://schemas.microsoft.com/office/word/2018/wordml" xmlns:w16du="http://schemas.microsoft.com/office/word/2023/wordml/word16du" xmlns:w16sdtdh="http://schemas.microsoft.com/office/word/2020/wordml/sdtdatahash" xmlns:w16sdtfl="http://schemas.microsoft.com/office/word/2024/wordml/sdtformatlock" xmlns:w16se="http://schemas.microsoft.com/office/word/2015/wordml/symex" xmlns:wpg="http://schemas.microsoft.com/office/word/2010/wordprocessingGroup" xmlns:wpi="http://schemas.microsoft.com/office/word/2010/wordprocessingInk" xmlns:wne="http://schemas.microsoft.com/office/word/2006/wordml" xmlns:wps="http://schemas.microsoft.com/office/word/2010/wordprocessingShape" mc:Ignorable="w14 w15 w16se w16cid w16 w16cex w16sdtdh w16sdtfl w16du wp14">
-  <w:p>
-    <w:pPr>
-      <w:pStyle w:val="En-tte"/>
-    </w:pPr>
-  </w:p>
-</w:hdr>
-</file>
-
-<file path=word/header2.xml><?xml version="1.0" encoding="utf-8"?>
-<w:hdr xmlns:wpc="http://schemas.microsoft.com/office/word/2010/wordprocessingCanvas" xmlns:cx="http://schemas.microsoft.com/office/drawing/2014/chartex" xmlns:cx1="http://schemas.microsoft.com/office/drawing/2015/9/8/chartex" xmlns:cx2="http://schemas.microsoft.com/office/drawing/2015/10/21/chartex" xmlns:cx3="http://schemas.microsoft.com/office/drawing/2016/5/9/chartex" xmlns:cx4="http://schemas.microsoft.com/office/drawing/2016/5/10/chartex" xmlns:cx5="http://schemas.microsoft.com/office/drawing/2016/5/11/chartex" xmlns:cx6="http://schemas.microsoft.com/office/drawing/2016/5/12/chartex" xmlns:cx7="http://schemas.microsoft.com/office/drawing/2016/5/13/chartex" xmlns:cx8="http://schemas.microsoft.com/office/drawing/2016/5/14/chartex" xmlns:mc="http://schemas.openxmlformats.org/markup-compatibility/2006" xmlns:aink="http://schemas.microsoft.com/office/drawing/2016/ink" xmlns:am3d="http://schemas.microsoft.com/office/drawing/2017/model3d" xmlns:o="urn:schemas-microsoft-com:office:office" xmlns:oel="http://schemas.microsoft.com/office/2019/extlst" xmlns:r="http://schemas.openxmlformats.org/officeDocument/2006/relationships" xmlns:m="http://schemas.openxmlformats.org/officeDocument/2006/math" xmlns:v="urn:schemas-microsoft-com:vml" xmlns:wp14="http://schemas.microsoft.com/office/word/2010/wordprocessingDrawing" xmlns:wp="http://schemas.openxmlformats.org/drawingml/2006/wordprocessingDrawing" xmlns:w10="urn:schemas-microsoft-com:office:word" xmlns:w="http://schemas.openxmlformats.org/wordprocessingml/2006/main" xmlns:w14="http://schemas.microsoft.com/office/word/2010/wordml" xmlns:w15="http://schemas.microsoft.com/office/word/2012/wordml" xmlns:w16cex="http://schemas.microsoft.com/office/word/2018/wordml/cex" xmlns:w16cid="http://schemas.microsoft.com/office/word/2016/wordml/cid" xmlns:w16="http://schemas.microsoft.com/office/word/2018/wordml" xmlns:w16du="http://schemas.microsoft.com/office/word/2023/wordml/word16du" xmlns:w16sdtdh="http://schemas.microsoft.com/office/word/2020/wordml/sdtdatahash" xmlns:w16sdtfl="http://schemas.microsoft.com/office/word/2024/wordml/sdtformatlock" xmlns:w16se="http://schemas.microsoft.com/office/word/2015/wordml/symex" xmlns:wpg="http://schemas.microsoft.com/office/word/2010/wordprocessingGroup" xmlns:wpi="http://schemas.microsoft.com/office/word/2010/wordprocessingInk" xmlns:wne="http://schemas.microsoft.com/office/word/2006/wordml" xmlns:wps="http://schemas.microsoft.com/office/word/2010/wordprocessingShape" mc:Ignorable="w14 w15 w16se w16cid w16 w16cex w16sdtdh w16sdtfl w16du wp14">
   <w:tbl>
     <w:tblPr>
       <w:tblW w:w="9640" w:type="dxa"/>
@@ -1490,10 +1558,16 @@
       <w:tblLook w:val="04A0" w:firstRow="1" w:lastRow="0" w:firstColumn="1" w:lastColumn="0" w:noHBand="0" w:noVBand="1"/>
     </w:tblPr>
     <w:tblGrid>
-      <w:gridCol w:w="2376"/>
-      <w:gridCol w:w="7264"/>
+      <w:gridCol w:w="2000"/>
+      <w:gridCol w:w="7640"/>
     </w:tblGrid>
     <w:tr>
+      <w:tblPrEx>
+        <w:tblCellMar>
+          <w:top w:w="0" w:type="dxa"/>
+          <w:bottom w:w="0" w:type="dxa"/>
+        </w:tblCellMar>
+      </w:tblPrEx>
       <w:tc>
         <w:tcPr>
           <w:tcW w:w="2000" w:type="dxa"/>
@@ -1513,58 +1587,29 @@
           <w:vAlign w:val="center"/>
         </w:tcPr>
         <w:p>
+          <w:proofErr w:type="gramStart"/>
           <w:r>
             <w:rPr>
-              <w:noProof/>
+              <w:rFonts w:ascii="Arial" w:eastAsia="Arial" w:hAnsi="Arial" w:cs="Arial"/>
+              <w:i/>
+              <w:iCs/>
+              <w:color w:val="AAAAAA"/>
+              <w:sz w:val="16"/>
+              <w:szCs w:val="16"/>
             </w:rPr>
-            <w:drawing>
-              <wp:inline distT="0" distB="0" distL="0" distR="0" wp14:anchorId="6B89DCA1" wp14:editId="22E1F743">
-                <wp:extent cx="1432560" cy="1023620"/>
-                <wp:effectExtent l="0" t="0" r="0" b="5080"/>
-                <wp:docPr id="1780031511" name="Image 1"/>
-                <wp:cNvGraphicFramePr>
-                  <a:graphicFrameLocks xmlns:a="http://schemas.openxmlformats.org/drawingml/2006/main" noChangeAspect="1"/>
-                </wp:cNvGraphicFramePr>
-                <a:graphic xmlns:a="http://schemas.openxmlformats.org/drawingml/2006/main">
-                  <a:graphicData uri="http://schemas.openxmlformats.org/drawingml/2006/picture">
-                    <pic:pic xmlns:pic="http://schemas.openxmlformats.org/drawingml/2006/picture">
-                      <pic:nvPicPr>
-                        <pic:cNvPr id="1780031511" name="Image 1"/>
-                        <pic:cNvPicPr>
-                          <a:picLocks noChangeAspect="1"/>
-                        </pic:cNvPicPr>
-                      </pic:nvPicPr>
-                      <pic:blipFill>
-                        <a:blip r:embed="rId1">
-                          <a:extLst>
-                            <a:ext uri="{28A0092B-C50C-407E-A947-70E740481C1C}">
-                              <a14:useLocalDpi xmlns:a14="http://schemas.microsoft.com/office/drawing/2010/main" val="0"/>
-                            </a:ext>
-                          </a:extLst>
-                        </a:blip>
-                        <a:srcRect/>
-                        <a:stretch>
-                          <a:fillRect/>
-                        </a:stretch>
-                      </pic:blipFill>
-                      <pic:spPr bwMode="auto">
-                        <a:xfrm>
-                          <a:off x="0" y="0"/>
-                          <a:ext cx="1432560" cy="1023620"/>
-                        </a:xfrm>
-                        <a:prstGeom prst="rect">
-                          <a:avLst/>
-                        </a:prstGeom>
-                        <a:noFill/>
-                        <a:ln>
-                          <a:noFill/>
-                        </a:ln>
-                      </pic:spPr>
-                    </pic:pic>
-                  </a:graphicData>
-                </a:graphic>
-              </wp:inline>
-            </w:drawing>
+            <w:t>[ LOGO</w:t>
+          </w:r>
+          <w:proofErr w:type="gramEnd"/>
+          <w:r>
+            <w:rPr>
+              <w:rFonts w:ascii="Arial" w:eastAsia="Arial" w:hAnsi="Arial" w:cs="Arial"/>
+              <w:i/>
+              <w:iCs/>
+              <w:color w:val="AAAAAA"/>
+              <w:sz w:val="16"/>
+              <w:szCs w:val="16"/>
+            </w:rPr>
+            <w:t xml:space="preserve"> ]</w:t>
           </w:r>
         </w:p>
       </w:tc>
@@ -1603,16 +1648,6 @@
       </w:tc>
     </w:tr>
   </w:tbl>
-</w:hdr>
-</file>
-
-<file path=word/header3.xml><?xml version="1.0" encoding="utf-8"?>
-<w:hdr xmlns:wpc="http://schemas.microsoft.com/office/word/2010/wordprocessingCanvas" xmlns:cx="http://schemas.microsoft.com/office/drawing/2014/chartex" xmlns:cx1="http://schemas.microsoft.com/office/drawing/2015/9/8/chartex" xmlns:cx2="http://schemas.microsoft.com/office/drawing/2015/10/21/chartex" xmlns:cx3="http://schemas.microsoft.com/office/drawing/2016/5/9/chartex" xmlns:cx4="http://schemas.microsoft.com/office/drawing/2016/5/10/chartex" xmlns:cx5="http://schemas.microsoft.com/office/drawing/2016/5/11/chartex" xmlns:cx6="http://schemas.microsoft.com/office/drawing/2016/5/12/chartex" xmlns:cx7="http://schemas.microsoft.com/office/drawing/2016/5/13/chartex" xmlns:cx8="http://schemas.microsoft.com/office/drawing/2016/5/14/chartex" xmlns:mc="http://schemas.openxmlformats.org/markup-compatibility/2006" xmlns:aink="http://schemas.microsoft.com/office/drawing/2016/ink" xmlns:am3d="http://schemas.microsoft.com/office/drawing/2017/model3d" xmlns:o="urn:schemas-microsoft-com:office:office" xmlns:oel="http://schemas.microsoft.com/office/2019/extlst" xmlns:r="http://schemas.openxmlformats.org/officeDocument/2006/relationships" xmlns:m="http://schemas.openxmlformats.org/officeDocument/2006/math" xmlns:v="urn:schemas-microsoft-com:vml" xmlns:wp14="http://schemas.microsoft.com/office/word/2010/wordprocessingDrawing" xmlns:wp="http://schemas.openxmlformats.org/drawingml/2006/wordprocessingDrawing" xmlns:w10="urn:schemas-microsoft-com:office:word" xmlns:w="http://schemas.openxmlformats.org/wordprocessingml/2006/main" xmlns:w14="http://schemas.microsoft.com/office/word/2010/wordml" xmlns:w15="http://schemas.microsoft.com/office/word/2012/wordml" xmlns:w16cex="http://schemas.microsoft.com/office/word/2018/wordml/cex" xmlns:w16cid="http://schemas.microsoft.com/office/word/2016/wordml/cid" xmlns:w16="http://schemas.microsoft.com/office/word/2018/wordml" xmlns:w16du="http://schemas.microsoft.com/office/word/2023/wordml/word16du" xmlns:w16sdtdh="http://schemas.microsoft.com/office/word/2020/wordml/sdtdatahash" xmlns:w16sdtfl="http://schemas.microsoft.com/office/word/2024/wordml/sdtformatlock" xmlns:w16se="http://schemas.microsoft.com/office/word/2015/wordml/symex" xmlns:wpg="http://schemas.microsoft.com/office/word/2010/wordprocessingGroup" xmlns:wpi="http://schemas.microsoft.com/office/word/2010/wordprocessingInk" xmlns:wne="http://schemas.microsoft.com/office/word/2006/wordml" xmlns:wps="http://schemas.microsoft.com/office/word/2010/wordprocessingShape" mc:Ignorable="w14 w15 w16se w16cid w16 w16cex w16sdtdh w16sdtfl w16du wp14">
-  <w:p>
-    <w:pPr>
-      <w:pStyle w:val="En-tte"/>
-    </w:pPr>
-  </w:p>
 </w:hdr>
 </file>
 
@@ -2301,48 +2336,6 @@
       <w:szCs w:val="20"/>
     </w:rPr>
   </w:style>
-  <w:style w:type="paragraph" w:styleId="En-tte">
-    <w:name w:val="header"/>
-    <w:basedOn w:val="Normal"/>
-    <w:link w:val="En-tteCar"/>
-    <w:uiPriority w:val="99"/>
-    <w:unhideWhenUsed/>
-    <w:rsid w:val="00D309A5"/>
-    <w:pPr>
-      <w:tabs>
-        <w:tab w:val="center" w:pos="4536"/>
-        <w:tab w:val="right" w:pos="9072"/>
-      </w:tabs>
-    </w:pPr>
-  </w:style>
-  <w:style w:type="character" w:customStyle="1" w:styleId="En-tteCar">
-    <w:name w:val="En-tête Car"/>
-    <w:basedOn w:val="Policepardfaut"/>
-    <w:link w:val="En-tte"/>
-    <w:uiPriority w:val="99"/>
-    <w:rsid w:val="00D309A5"/>
-  </w:style>
-  <w:style w:type="paragraph" w:styleId="Pieddepage">
-    <w:name w:val="footer"/>
-    <w:basedOn w:val="Normal"/>
-    <w:link w:val="PieddepageCar"/>
-    <w:uiPriority w:val="99"/>
-    <w:unhideWhenUsed/>
-    <w:rsid w:val="00D309A5"/>
-    <w:pPr>
-      <w:tabs>
-        <w:tab w:val="center" w:pos="4536"/>
-        <w:tab w:val="right" w:pos="9072"/>
-      </w:tabs>
-    </w:pPr>
-  </w:style>
-  <w:style w:type="character" w:customStyle="1" w:styleId="PieddepageCar">
-    <w:name w:val="Pied de page Car"/>
-    <w:basedOn w:val="Policepardfaut"/>
-    <w:link w:val="Pieddepage"/>
-    <w:uiPriority w:val="99"/>
-    <w:rsid w:val="00D309A5"/>
-  </w:style>
 </w:styles>
 </file>
 

--- a/CSPS17_Courrier_Transmission_IC_v2_1.docx
+++ b/CSPS17_Courrier_Transmission_IC_v2_1.docx
@@ -503,7 +503,7 @@
                 <w:sz w:val="16"/>
                 <w:szCs w:val="16"/>
               </w:rPr>
-              <w:t>Chantier / Adresse</w:t>
+              <w:t>Chantier / Adresse : {{chantier_nom}} — {{chantier_adresse}}</w:t>
             </w:r>
           </w:p>
         </w:tc>
@@ -535,7 +535,7 @@
                 <w:sz w:val="16"/>
                 <w:szCs w:val="16"/>
               </w:rPr>
-              <w:t>Maître d'Ouvrage</w:t>
+              <w:t>Maître d'Ouvrage : {{moa_nom}}</w:t>
             </w:r>
           </w:p>
         </w:tc>
@@ -567,7 +567,7 @@
                 <w:sz w:val="16"/>
                 <w:szCs w:val="16"/>
               </w:rPr>
-              <w:t>Réf. CSPS17 : CSPS17/IC/____-____</w:t>
+              <w:t>Réf. CSPS17 : CSPS17/IC/{{num_affaire}}</w:t>
             </w:r>
           </w:p>
         </w:tc>
